--- a/Bieu_mau_Word/BM-KS-01_Bao_cao_ket_qua_khao_sat_thuc_dia.docx
+++ b/Bieu_mau_Word/BM-KS-01_Bao_cao_ket_qua_khao_sat_thuc_dia.docx
@@ -109,7 +109,7 @@
     </w:tbl>
     <w:p>
       <w:pPr>
-        <w:spacing w:after="60" w:before="60" w:line="264"/>
+        <w:spacing w:after="20" w:before="60" w:line="264"/>
       </w:pPr>
       <w:r>
         <w:rPr>
@@ -134,6 +134,35 @@
           <w:szCs w:val="21"/>
         </w:rPr>
         <w:t xml:space="preserve">Đánh giá hiện trạng khu rừng trồng, pháp lý đất đai, môi trường, lao động, cộng đồng và giá trị bảo tồn trước khi thu mua.</w:t>
+      </w:r>
+    </w:p>
+    <w:p>
+      <w:pPr>
+        <w:spacing w:after="60" w:before="0" w:line="264"/>
+      </w:pPr>
+      <w:r>
+        <w:rPr>
+          <w:rFonts w:ascii="Times New Roman" w:cs="Times New Roman" w:eastAsia="Times New Roman" w:hAnsi="Times New Roman"/>
+          <w:b/>
+          <w:bCs/>
+          <w:i/>
+          <w:iCs/>
+          <w:color w:val="2E75B6"/>
+          <w:sz w:val="21"/>
+          <w:szCs w:val="21"/>
+        </w:rPr>
+        <w:t xml:space="preserve">Tham chiếu FSC: </w:t>
+      </w:r>
+      <w:r>
+        <w:rPr>
+          <w:rFonts w:ascii="Times New Roman" w:cs="Times New Roman" w:eastAsia="Times New Roman" w:hAnsi="Times New Roman"/>
+          <w:i/>
+          <w:iCs/>
+          <w:color w:val="404040"/>
+          <w:sz w:val="21"/>
+          <w:szCs w:val="21"/>
+        </w:rPr>
+        <w:t xml:space="preserve">FSC-STD-40-005 V3-1 — kiểm tra hiện trường làm bằng chứng cho đánh giá rủi ro 5 nhóm CW và biện pháp kiểm soát (BM-FSC-09).</w:t>
       </w:r>
     </w:p>
     <w:p>
@@ -958,7 +987,18 @@
                 <w:sz w:val="22"/>
                 <w:szCs w:val="22"/>
               </w:rPr>
-              <w:t xml:space="preserve">Ranh giới, tranh chấp</w:t>
+              <w:t xml:space="preserve">Ranh giới, tranh chấp </w:t>
+            </w:r>
+            <w:r>
+              <w:rPr>
+                <w:rFonts w:ascii="Times New Roman" w:cs="Times New Roman" w:eastAsia="Times New Roman" w:hAnsi="Times New Roman"/>
+                <w:b/>
+                <w:bCs/>
+                <w:color w:val="2E75B6"/>
+                <w:sz w:val="18"/>
+                <w:szCs w:val="18"/>
+              </w:rPr>
+              <w:t xml:space="preserve">[CW1·CW2]</w:t>
             </w:r>
           </w:p>
           <w:p>
@@ -1002,7 +1042,7 @@
                 <w:sz w:val="22"/>
                 <w:szCs w:val="22"/>
               </w:rPr>
-              <w:t xml:space="preserve">Loài cây</w:t>
+              <w:t xml:space="preserve">Loài cây (tên thường / tên khoa học)</w:t>
             </w:r>
           </w:p>
           <w:p>
@@ -1068,7 +1108,18 @@
                 <w:sz w:val="22"/>
                 <w:szCs w:val="22"/>
               </w:rPr>
-              <w:t xml:space="preserve">Cây giống</w:t>
+              <w:t xml:space="preserve">Cây giống (nguồn gốc; không phải cây biến đổi gen) </w:t>
+            </w:r>
+            <w:r>
+              <w:rPr>
+                <w:rFonts w:ascii="Times New Roman" w:cs="Times New Roman" w:eastAsia="Times New Roman" w:hAnsi="Times New Roman"/>
+                <w:b/>
+                <w:bCs/>
+                <w:color w:val="2E75B6"/>
+                <w:sz w:val="18"/>
+                <w:szCs w:val="18"/>
+              </w:rPr>
+              <w:t xml:space="preserve">[CW5]</w:t>
             </w:r>
           </w:p>
         </w:tc>
@@ -1239,29 +1290,51 @@
                 <w:sz w:val="22"/>
                 <w:szCs w:val="22"/>
               </w:rPr>
-              <w:t xml:space="preserve">Tình trạng chuyển đổi</w:t>
-            </w:r>
-          </w:p>
-          <w:p>
-            <w:pPr>
-              <w:spacing w:after="30" w:before="0" w:line="264"/>
-              <w:ind w:left="200" w:hanging="200"/>
-            </w:pPr>
-            <w:r>
-              <w:rPr>
-                <w:rFonts w:ascii="Times New Roman" w:cs="Times New Roman" w:eastAsia="Times New Roman" w:hAnsi="Times New Roman"/>
-                <w:sz w:val="22"/>
-                <w:szCs w:val="22"/>
-              </w:rPr>
-              <w:t xml:space="preserve">– </w:t>
-            </w:r>
-            <w:r>
-              <w:rPr>
-                <w:rFonts w:ascii="Times New Roman" w:cs="Times New Roman" w:eastAsia="Times New Roman" w:hAnsi="Times New Roman"/>
-                <w:sz w:val="22"/>
-                <w:szCs w:val="22"/>
-              </w:rPr>
-              <w:t xml:space="preserve">Năm chuyển đổi</w:t>
+              <w:t xml:space="preserve">Tình trạng chuyển đổi </w:t>
+            </w:r>
+            <w:r>
+              <w:rPr>
+                <w:rFonts w:ascii="Times New Roman" w:cs="Times New Roman" w:eastAsia="Times New Roman" w:hAnsi="Times New Roman"/>
+                <w:b/>
+                <w:bCs/>
+                <w:color w:val="2E75B6"/>
+                <w:sz w:val="18"/>
+                <w:szCs w:val="18"/>
+              </w:rPr>
+              <w:t xml:space="preserve">[CW4]</w:t>
+            </w:r>
+          </w:p>
+          <w:p>
+            <w:pPr>
+              <w:spacing w:after="30" w:before="0" w:line="264"/>
+              <w:ind w:left="200" w:hanging="200"/>
+            </w:pPr>
+            <w:r>
+              <w:rPr>
+                <w:rFonts w:ascii="Times New Roman" w:cs="Times New Roman" w:eastAsia="Times New Roman" w:hAnsi="Times New Roman"/>
+                <w:sz w:val="22"/>
+                <w:szCs w:val="22"/>
+              </w:rPr>
+              <w:t xml:space="preserve">– </w:t>
+            </w:r>
+            <w:r>
+              <w:rPr>
+                <w:rFonts w:ascii="Times New Roman" w:cs="Times New Roman" w:eastAsia="Times New Roman" w:hAnsi="Times New Roman"/>
+                <w:sz w:val="22"/>
+                <w:szCs w:val="22"/>
+              </w:rPr>
+              <w:t xml:space="preserve">Năm chuyển đổi (trước / sau 31/12/2020) </w:t>
+            </w:r>
+            <w:r>
+              <w:rPr>
+                <w:rFonts w:ascii="Times New Roman" w:cs="Times New Roman" w:eastAsia="Times New Roman" w:hAnsi="Times New Roman"/>
+                <w:b/>
+                <w:bCs/>
+                <w:color w:val="2E75B6"/>
+                <w:sz w:val="18"/>
+                <w:szCs w:val="18"/>
+              </w:rPr>
+              <w:t xml:space="preserve">[CW4]</w:t>
             </w:r>
           </w:p>
           <w:p>
@@ -1453,7 +1526,7 @@
                 <w:sz w:val="22"/>
                 <w:szCs w:val="22"/>
               </w:rPr>
-              <w:t xml:space="preserve">Thuốc bảo vệ thực vật</w:t>
+              <w:t xml:space="preserve">Thuốc bảo vệ thực vật (tên thuốc; có thuộc danh mục thuốc FSC cấm / hạn chế không)</w:t>
             </w:r>
           </w:p>
           <w:p>
@@ -1778,29 +1851,51 @@
                 <w:sz w:val="22"/>
                 <w:szCs w:val="22"/>
               </w:rPr>
-              <w:t xml:space="preserve">Lao động trẻ em, lao động cưỡng bức</w:t>
-            </w:r>
-          </w:p>
-          <w:p>
-            <w:pPr>
-              <w:spacing w:after="30" w:before="0" w:line="264"/>
-              <w:ind w:left="200" w:hanging="200"/>
-            </w:pPr>
-            <w:r>
-              <w:rPr>
-                <w:rFonts w:ascii="Times New Roman" w:cs="Times New Roman" w:eastAsia="Times New Roman" w:hAnsi="Times New Roman"/>
-                <w:sz w:val="22"/>
-                <w:szCs w:val="22"/>
-              </w:rPr>
-              <w:t xml:space="preserve">– </w:t>
-            </w:r>
-            <w:r>
-              <w:rPr>
-                <w:rFonts w:ascii="Times New Roman" w:cs="Times New Roman" w:eastAsia="Times New Roman" w:hAnsi="Times New Roman"/>
-                <w:sz w:val="22"/>
-                <w:szCs w:val="22"/>
-              </w:rPr>
-              <w:t xml:space="preserve">Quyền của người lao động</w:t>
+              <w:t xml:space="preserve">Lao động trẻ em, lao động cưỡng bức, giữ giấy tờ tùy thân </w:t>
+            </w:r>
+            <w:r>
+              <w:rPr>
+                <w:rFonts w:ascii="Times New Roman" w:cs="Times New Roman" w:eastAsia="Times New Roman" w:hAnsi="Times New Roman"/>
+                <w:b/>
+                <w:bCs/>
+                <w:color w:val="2E75B6"/>
+                <w:sz w:val="18"/>
+                <w:szCs w:val="18"/>
+              </w:rPr>
+              <w:t xml:space="preserve">[CW2]</w:t>
+            </w:r>
+          </w:p>
+          <w:p>
+            <w:pPr>
+              <w:spacing w:after="30" w:before="0" w:line="264"/>
+              <w:ind w:left="200" w:hanging="200"/>
+            </w:pPr>
+            <w:r>
+              <w:rPr>
+                <w:rFonts w:ascii="Times New Roman" w:cs="Times New Roman" w:eastAsia="Times New Roman" w:hAnsi="Times New Roman"/>
+                <w:sz w:val="22"/>
+                <w:szCs w:val="22"/>
+              </w:rPr>
+              <w:t xml:space="preserve">– </w:t>
+            </w:r>
+            <w:r>
+              <w:rPr>
+                <w:rFonts w:ascii="Times New Roman" w:cs="Times New Roman" w:eastAsia="Times New Roman" w:hAnsi="Times New Roman"/>
+                <w:sz w:val="22"/>
+                <w:szCs w:val="22"/>
+              </w:rPr>
+              <w:t xml:space="preserve">Quyền của người lao động (không phân biệt đối xử, tự do hội họp) </w:t>
+            </w:r>
+            <w:r>
+              <w:rPr>
+                <w:rFonts w:ascii="Times New Roman" w:cs="Times New Roman" w:eastAsia="Times New Roman" w:hAnsi="Times New Roman"/>
+                <w:b/>
+                <w:bCs/>
+                <w:color w:val="2E75B6"/>
+                <w:sz w:val="18"/>
+                <w:szCs w:val="18"/>
+              </w:rPr>
+              <w:t xml:space="preserve">[CW2]</w:t>
             </w:r>
           </w:p>
           <w:p>
@@ -2102,7 +2197,51 @@
                 <w:sz w:val="22"/>
                 <w:szCs w:val="22"/>
               </w:rPr>
-              <w:t xml:space="preserve">Có thông báo cho trưởng thôn (bản) hay người dân tộc thiểu số không?</w:t>
+              <w:t xml:space="preserve">Có thông báo cho trưởng thôn (bản) hay người dân tộc thiểu số không? </w:t>
+            </w:r>
+            <w:r>
+              <w:rPr>
+                <w:rFonts w:ascii="Times New Roman" w:cs="Times New Roman" w:eastAsia="Times New Roman" w:hAnsi="Times New Roman"/>
+                <w:b/>
+                <w:bCs/>
+                <w:color w:val="2E75B6"/>
+                <w:sz w:val="18"/>
+                <w:szCs w:val="18"/>
+              </w:rPr>
+              <w:t xml:space="preserve">[CW2]</w:t>
+            </w:r>
+          </w:p>
+          <w:p>
+            <w:pPr>
+              <w:spacing w:after="30" w:before="0" w:line="264"/>
+              <w:ind w:left="200" w:hanging="200"/>
+            </w:pPr>
+            <w:r>
+              <w:rPr>
+                <w:rFonts w:ascii="Times New Roman" w:cs="Times New Roman" w:eastAsia="Times New Roman" w:hAnsi="Times New Roman"/>
+                <w:sz w:val="22"/>
+                <w:szCs w:val="22"/>
+              </w:rPr>
+              <w:t xml:space="preserve">– </w:t>
+            </w:r>
+            <w:r>
+              <w:rPr>
+                <w:rFonts w:ascii="Times New Roman" w:cs="Times New Roman" w:eastAsia="Times New Roman" w:hAnsi="Times New Roman"/>
+                <w:sz w:val="22"/>
+                <w:szCs w:val="22"/>
+              </w:rPr>
+              <w:t xml:space="preserve">Mồ mả, đình miếu, rừng thiêng, địa điểm văn hóa của cộng đồng </w:t>
+            </w:r>
+            <w:r>
+              <w:rPr>
+                <w:rFonts w:ascii="Times New Roman" w:cs="Times New Roman" w:eastAsia="Times New Roman" w:hAnsi="Times New Roman"/>
+                <w:b/>
+                <w:bCs/>
+                <w:color w:val="2E75B6"/>
+                <w:sz w:val="18"/>
+                <w:szCs w:val="18"/>
+              </w:rPr>
+              <w:t xml:space="preserve">[HCV6]</w:t>
             </w:r>
           </w:p>
         </w:tc>
@@ -2850,7 +2989,7 @@
                 <w:sz w:val="22"/>
                 <w:szCs w:val="22"/>
               </w:rPr>
-              <w:t xml:space="preserve">Các giá trị bảo tồn</w:t>
+              <w:t xml:space="preserve">Các giá trị bảo tồn (HCV) [CW3]</w:t>
             </w:r>
           </w:p>
           <w:p>
@@ -2960,29 +3099,51 @@
                 <w:sz w:val="22"/>
                 <w:szCs w:val="22"/>
               </w:rPr>
-              <w:t xml:space="preserve">Các loài động, thực vật</w:t>
-            </w:r>
-          </w:p>
-          <w:p>
-            <w:pPr>
-              <w:spacing w:after="30" w:before="0" w:line="264"/>
-              <w:ind w:left="200" w:hanging="200"/>
-            </w:pPr>
-            <w:r>
-              <w:rPr>
-                <w:rFonts w:ascii="Times New Roman" w:cs="Times New Roman" w:eastAsia="Times New Roman" w:hAnsi="Times New Roman"/>
-                <w:sz w:val="22"/>
-                <w:szCs w:val="22"/>
-              </w:rPr>
-              <w:t xml:space="preserve">– </w:t>
-            </w:r>
-            <w:r>
-              <w:rPr>
-                <w:rFonts w:ascii="Times New Roman" w:cs="Times New Roman" w:eastAsia="Times New Roman" w:hAnsi="Times New Roman"/>
-                <w:sz w:val="22"/>
-                <w:szCs w:val="22"/>
-              </w:rPr>
-              <w:t xml:space="preserve">Đai xanh, vùng đệm và các sinh cảnh dễ bị tổn thương</w:t>
+              <w:t xml:space="preserve">Các loài động, thực vật quý hiếm </w:t>
+            </w:r>
+            <w:r>
+              <w:rPr>
+                <w:rFonts w:ascii="Times New Roman" w:cs="Times New Roman" w:eastAsia="Times New Roman" w:hAnsi="Times New Roman"/>
+                <w:b/>
+                <w:bCs/>
+                <w:color w:val="2E75B6"/>
+                <w:sz w:val="18"/>
+                <w:szCs w:val="18"/>
+              </w:rPr>
+              <w:t xml:space="preserve">[HCV1]</w:t>
+            </w:r>
+          </w:p>
+          <w:p>
+            <w:pPr>
+              <w:spacing w:after="30" w:before="0" w:line="264"/>
+              <w:ind w:left="200" w:hanging="200"/>
+            </w:pPr>
+            <w:r>
+              <w:rPr>
+                <w:rFonts w:ascii="Times New Roman" w:cs="Times New Roman" w:eastAsia="Times New Roman" w:hAnsi="Times New Roman"/>
+                <w:sz w:val="22"/>
+                <w:szCs w:val="22"/>
+              </w:rPr>
+              <w:t xml:space="preserve">– </w:t>
+            </w:r>
+            <w:r>
+              <w:rPr>
+                <w:rFonts w:ascii="Times New Roman" w:cs="Times New Roman" w:eastAsia="Times New Roman" w:hAnsi="Times New Roman"/>
+                <w:sz w:val="22"/>
+                <w:szCs w:val="22"/>
+              </w:rPr>
+              <w:t xml:space="preserve">Đai xanh, vùng đệm, hành lang ven suối và các sinh cảnh dễ bị tổn thương </w:t>
+            </w:r>
+            <w:r>
+              <w:rPr>
+                <w:rFonts w:ascii="Times New Roman" w:cs="Times New Roman" w:eastAsia="Times New Roman" w:hAnsi="Times New Roman"/>
+                <w:b/>
+                <w:bCs/>
+                <w:color w:val="2E75B6"/>
+                <w:sz w:val="18"/>
+                <w:szCs w:val="18"/>
+              </w:rPr>
+              <w:t xml:space="preserve">[HCV3·HCV4]</w:t>
             </w:r>
           </w:p>
         </w:tc>
@@ -3339,6 +3500,108 @@
                 <w:szCs w:val="22"/>
               </w:rPr>
               <w:t xml:space="preserve">Không đạt</w:t>
+            </w:r>
+          </w:p>
+        </w:tc>
+      </w:tr>
+    </w:tbl>
+    <w:p>
+      <w:pPr>
+        <w:spacing w:after="80" w:before="0" w:line="264"/>
+      </w:pPr>
+      <w:r>
+        <w:rPr>
+          <w:rFonts w:ascii="Times New Roman" w:cs="Times New Roman" w:eastAsia="Times New Roman" w:hAnsi="Times New Roman"/>
+          <w:sz w:val="23"/>
+          <w:szCs w:val="23"/>
+        </w:rPr>
+        <w:t xml:space="preserve"/>
+      </w:r>
+    </w:p>
+    <w:tbl>
+      <w:tblPr>
+        <w:tblW w:type="dxa" w:w="9638"/>
+        <w:tblBorders>
+          <w:top w:val="single" w:color="auto" w:sz="4"/>
+          <w:left w:val="single" w:color="auto" w:sz="4"/>
+          <w:bottom w:val="single" w:color="auto" w:sz="4"/>
+          <w:right w:val="single" w:color="auto" w:sz="4"/>
+          <w:insideH w:val="single" w:color="auto" w:sz="4"/>
+          <w:insideV w:val="single" w:color="auto" w:sz="4"/>
+        </w:tblBorders>
+      </w:tblPr>
+      <w:tblGrid>
+        <w:gridCol w:w="3500"/>
+        <w:gridCol w:w="6138"/>
+      </w:tblGrid>
+      <w:tr>
+        <w:trPr>
+          <w:cantSplit/>
+          <w:trHeight w:val="400" w:hRule="atLeast"/>
+        </w:trPr>
+        <w:tc>
+          <w:tcPr>
+            <w:tcW w:type="dxa" w:w="3500"/>
+            <w:tcBorders>
+              <w:top w:val="single" w:color="7F7F7F" w:sz="4"/>
+              <w:left w:val="single" w:color="7F7F7F" w:sz="4"/>
+              <w:bottom w:val="single" w:color="7F7F7F" w:sz="4"/>
+              <w:right w:val="single" w:color="7F7F7F" w:sz="4"/>
+            </w:tcBorders>
+            <w:shd w:fill="DEEAF6" w:color="auto" w:val="clear"/>
+            <w:tcMar>
+              <w:top w:type="dxa" w:w="50"/>
+              <w:left w:type="dxa" w:w="100"/>
+              <w:bottom w:type="dxa" w:w="50"/>
+              <w:right w:type="dxa" w:w="100"/>
+            </w:tcMar>
+            <w:vAlign w:val="center"/>
+          </w:tcPr>
+          <w:p>
+            <w:pPr>
+              <w:spacing w:after="40" w:before="0" w:line="264"/>
+            </w:pPr>
+            <w:r>
+              <w:rPr>
+                <w:rFonts w:ascii="Times New Roman" w:cs="Times New Roman" w:eastAsia="Times New Roman" w:hAnsi="Times New Roman"/>
+                <w:b/>
+                <w:bCs/>
+                <w:sz w:val="22"/>
+                <w:szCs w:val="22"/>
+              </w:rPr>
+              <w:t xml:space="preserve">Nhóm rủi ro phát hiện</w:t>
+            </w:r>
+          </w:p>
+        </w:tc>
+        <w:tc>
+          <w:tcPr>
+            <w:tcW w:type="dxa" w:w="6138"/>
+            <w:tcBorders>
+              <w:top w:val="single" w:color="7F7F7F" w:sz="4"/>
+              <w:left w:val="single" w:color="7F7F7F" w:sz="4"/>
+              <w:bottom w:val="single" w:color="7F7F7F" w:sz="4"/>
+              <w:right w:val="single" w:color="7F7F7F" w:sz="4"/>
+            </w:tcBorders>
+            <w:tcMar>
+              <w:top w:type="dxa" w:w="50"/>
+              <w:left w:type="dxa" w:w="100"/>
+              <w:bottom w:type="dxa" w:w="50"/>
+              <w:right w:type="dxa" w:w="100"/>
+            </w:tcMar>
+            <w:vAlign w:val="center"/>
+          </w:tcPr>
+          <w:p>
+            <w:pPr>
+              <w:spacing w:after="40" w:before="0" w:line="264"/>
+            </w:pPr>
+            <w:r>
+              <w:rPr>
+                <w:rFonts w:ascii="Times New Roman" w:cs="Times New Roman" w:eastAsia="Times New Roman" w:hAnsi="Times New Roman"/>
+                <w:color w:val="595959"/>
+                <w:sz w:val="22"/>
+                <w:szCs w:val="22"/>
+              </w:rPr>
+              <w:t xml:space="preserve">☐ CW1   ☐ CW2   ☐ CW3   ☐ CW4   ☐ CW5   ☐ Không phát hiện</w:t>
             </w:r>
           </w:p>
         </w:tc>
